--- a/papers/收束态幻觉.docx
+++ b/papers/收束态幻觉.docx
@@ -14647,6 +14647,7 @@
     <w:qFormat/>
     <w:rsid w:val="00FC693F"/>
     <w:rPr>
+      <w:rFonts w:ascii="Times New Roman" w:hAnsi="Times New Roman"/>
       <w:sz w:val="22"/>
     </w:rPr>
   </w:style>
